--- a/lessons/9-3-catchup/homework.docx
+++ b/lessons/9-3-catchup/homework.docx
@@ -19,24 +19,13 @@
     </w:p>
     <w:p>
       <w:pPr>
-        <w:pStyle w:val="Title"/>
+        <w:pStyle w:val="Heading1"/>
       </w:pPr>
       <w:r>
         <w:rPr>
           <w:rFonts w:ascii="Arial" w:hAnsi="Arial" w:eastAsia="Arial" w:cs="Arial"/>
         </w:rPr>
         <w:t>Equations from Tables</w:t>
-      </w:r>
-    </w:p>
-    <w:p>
-      <w:pPr>
-        <w:pStyle w:val="PublisherEdition"/>
-      </w:pPr>
-      <w:r>
-        <w:rPr>
-          <w:rFonts w:ascii="Arial" w:hAnsi="Arial" w:eastAsia="Arial" w:cs="Arial"/>
-        </w:rPr>
-        <w:t>Version 2  /  Regular</w:t>
       </w:r>
     </w:p>
     <w:p>
@@ -96,7 +85,7 @@
     </w:p>
     <w:p>
       <w:pPr>
-        <w:pStyle w:val="PublisherSection"/>
+        <w:pStyle w:val="Heading2"/>
         <w:shd w:val="clear" w:color="auto" w:fill="EEF4F5"/>
         <w:pBdr>
           <w:left w:val="single" w:color="176B70" w:sz="20" w:space="7"/>
@@ -118,8 +107,6 @@
       <w:tblPr>
         <w:tblW w:type="dxa" w:w="10368"/>
         <w:jc w:val="center"/>
-        <w:tblLayout w:type="fixed"/>
-        <w:tblLook w:firstColumn="1" w:firstRow="1" w:lastColumn="0" w:lastRow="0" w:noHBand="0" w:noVBand="1" w:val="04A0"/>
         <w:tblInd w:type="dxa" w:w="0"/>
         <w:tblBorders>
           <w:top w:val="single" w:color="B9C9CE" w:sz="4" w:space="0"/>
@@ -129,6 +116,10 @@
           <w:insideH w:val="single" w:color="FFFFFF" w:sz="8" w:space="0"/>
           <w:insideV w:val="single" w:color="FFFFFF" w:sz="12" w:space="0"/>
         </w:tblBorders>
+        <w:tblLayout w:type="fixed"/>
+        <w:tblLook w:firstColumn="1" w:firstRow="1" w:lastColumn="0" w:lastRow="0" w:noHBand="0" w:noVBand="1" w:val="04A0"/>
+        <w:tblCaption w:val="Learn from a model"/>
+        <w:tblDescription w:val="Layout table. It only arranges the page; read its cells in order."/>
       </w:tblPr>
       <w:tblGrid>
         <w:gridCol w:w="4464"/>
@@ -429,7 +420,7 @@
     </w:p>
     <w:p>
       <w:pPr>
-        <w:pStyle w:val="PublisherSection"/>
+        <w:pStyle w:val="Heading2"/>
         <w:shd w:val="clear" w:color="auto" w:fill="EEF4F5"/>
         <w:pBdr>
           <w:left w:val="single" w:color="176B70" w:sz="20" w:space="7"/>
@@ -451,8 +442,6 @@
       <w:tblPr>
         <w:tblW w:type="dxa" w:w="10368"/>
         <w:jc w:val="center"/>
-        <w:tblLayout w:type="fixed"/>
-        <w:tblLook w:firstColumn="1" w:firstRow="1" w:lastColumn="0" w:lastRow="0" w:noHBand="0" w:noVBand="1" w:val="04A0"/>
         <w:tblInd w:type="dxa" w:w="0"/>
         <w:tblBorders>
           <w:top w:val="nil"/>
@@ -462,6 +451,10 @@
           <w:insideH w:val="nil"/>
           <w:insideV w:val="nil"/>
         </w:tblBorders>
+        <w:tblLayout w:type="fixed"/>
+        <w:tblLook w:firstColumn="1" w:firstRow="1" w:lastColumn="0" w:lastRow="0" w:noHBand="0" w:noVBand="1" w:val="04A0"/>
+        <w:tblCaption w:val="Exercise 1"/>
+        <w:tblDescription w:val="Layout table. It only arranges the page; read its cells in order."/>
       </w:tblPr>
       <w:tblGrid>
         <w:gridCol w:w="10368"/>
@@ -548,8 +541,6 @@
             <w:tblPr>
               <w:tblW w:type="dxa" w:w="10368"/>
               <w:jc w:val="center"/>
-              <w:tblLayout w:type="fixed"/>
-              <w:tblLook w:firstColumn="1" w:firstRow="1" w:lastColumn="0" w:lastRow="0" w:noHBand="0" w:noVBand="1" w:val="04A0"/>
               <w:tblInd w:type="dxa" w:w="0"/>
               <w:tblBorders>
                 <w:top w:val="single" w:color="B9C9CE" w:sz="4" w:space="0"/>
@@ -557,6 +548,10 @@
                 <w:bottom w:val="single" w:color="B9C9CE" w:sz="4" w:space="0"/>
                 <w:right w:val="single" w:color="B9C9CE" w:sz="4" w:space="0"/>
               </w:tblBorders>
+              <w:tblLayout w:type="fixed"/>
+              <w:tblLook w:firstColumn="1" w:firstRow="1" w:lastColumn="0" w:lastRow="0" w:noHBand="0" w:noVBand="1" w:val="04A0"/>
+              <w:tblCaption w:val="Workspace"/>
+              <w:tblDescription w:val="Layout table that frames the blank workspace for this exercise."/>
             </w:tblPr>
             <w:tblGrid>
               <w:gridCol w:w="10368"/>
@@ -603,7 +598,7 @@
                     <w:drawing>
                       <wp:inline xmlns:a="http://schemas.openxmlformats.org/drawingml/2006/main" xmlns:pic="http://schemas.openxmlformats.org/drawingml/2006/picture">
                         <wp:extent cx="6382512" cy="685800"/>
-                        <wp:docPr id="1" name="Picture 1" descr="PUBLISHER_WORKSPACE: Blank square grid for sketching a geometric figure or net. The grid has no assigned measurements or scale." title="SHOW YOUR THINKING"/>
+                        <wp:docPr id="1" name="Picture 1" descr="Blank square grid for sketching a geometric figure or net. The grid has no assigned measurements or scale." title="SHOW YOUR THINKING"/>
                         <wp:cNvGraphicFramePr>
                           <a:graphicFrameLocks noChangeAspect="1"/>
                         </wp:cNvGraphicFramePr>
@@ -670,8 +665,6 @@
       <w:tblPr>
         <w:tblW w:type="dxa" w:w="10368"/>
         <w:jc w:val="center"/>
-        <w:tblLayout w:type="fixed"/>
-        <w:tblLook w:firstColumn="1" w:firstRow="1" w:lastColumn="0" w:lastRow="0" w:noHBand="0" w:noVBand="1" w:val="04A0"/>
         <w:tblInd w:type="dxa" w:w="0"/>
         <w:tblBorders>
           <w:top w:val="nil"/>
@@ -681,6 +674,10 @@
           <w:insideH w:val="nil"/>
           <w:insideV w:val="nil"/>
         </w:tblBorders>
+        <w:tblLayout w:type="fixed"/>
+        <w:tblLook w:firstColumn="1" w:firstRow="1" w:lastColumn="0" w:lastRow="0" w:noHBand="0" w:noVBand="1" w:val="04A0"/>
+        <w:tblCaption w:val="Exercise 2"/>
+        <w:tblDescription w:val="Layout table. It only arranges the page; read its cells in order."/>
       </w:tblPr>
       <w:tblGrid>
         <w:gridCol w:w="10368"/>
@@ -767,8 +764,6 @@
             <w:tblPr>
               <w:tblW w:type="dxa" w:w="10368"/>
               <w:jc w:val="center"/>
-              <w:tblLayout w:type="fixed"/>
-              <w:tblLook w:firstColumn="1" w:firstRow="1" w:lastColumn="0" w:lastRow="0" w:noHBand="0" w:noVBand="1" w:val="04A0"/>
               <w:tblInd w:type="dxa" w:w="0"/>
               <w:tblBorders>
                 <w:top w:val="single" w:color="B9C9CE" w:sz="4" w:space="0"/>
@@ -776,6 +771,10 @@
                 <w:bottom w:val="single" w:color="B9C9CE" w:sz="4" w:space="0"/>
                 <w:right w:val="single" w:color="B9C9CE" w:sz="4" w:space="0"/>
               </w:tblBorders>
+              <w:tblLayout w:type="fixed"/>
+              <w:tblLook w:firstColumn="1" w:firstRow="1" w:lastColumn="0" w:lastRow="0" w:noHBand="0" w:noVBand="1" w:val="04A0"/>
+              <w:tblCaption w:val="Workspace"/>
+              <w:tblDescription w:val="Layout table that frames the blank workspace for this exercise."/>
             </w:tblPr>
             <w:tblGrid>
               <w:gridCol w:w="10368"/>
@@ -822,7 +821,7 @@
                     <w:drawing>
                       <wp:inline xmlns:a="http://schemas.openxmlformats.org/drawingml/2006/main" xmlns:pic="http://schemas.openxmlformats.org/drawingml/2006/picture">
                         <wp:extent cx="6382512" cy="685800"/>
-                        <wp:docPr id="2" name="Picture 2" descr="PUBLISHER_WORKSPACE: Blank square grid for sketching a geometric figure or net. The grid has no assigned measurements or scale." title="SHOW YOUR THINKING"/>
+                        <wp:docPr id="2" name="Picture 2" descr="Blank square grid for sketching a geometric figure or net. The grid has no assigned measurements or scale." title="SHOW YOUR THINKING"/>
                         <wp:cNvGraphicFramePr>
                           <a:graphicFrameLocks noChangeAspect="1"/>
                         </wp:cNvGraphicFramePr>
@@ -889,8 +888,6 @@
       <w:tblPr>
         <w:tblW w:type="dxa" w:w="10368"/>
         <w:jc w:val="center"/>
-        <w:tblLayout w:type="fixed"/>
-        <w:tblLook w:firstColumn="1" w:firstRow="1" w:lastColumn="0" w:lastRow="0" w:noHBand="0" w:noVBand="1" w:val="04A0"/>
         <w:tblInd w:type="dxa" w:w="0"/>
         <w:tblBorders>
           <w:top w:val="nil"/>
@@ -900,6 +897,10 @@
           <w:insideH w:val="nil"/>
           <w:insideV w:val="nil"/>
         </w:tblBorders>
+        <w:tblLayout w:type="fixed"/>
+        <w:tblLook w:firstColumn="1" w:firstRow="1" w:lastColumn="0" w:lastRow="0" w:noHBand="0" w:noVBand="1" w:val="04A0"/>
+        <w:tblCaption w:val="Exercise 3"/>
+        <w:tblDescription w:val="Layout table. It only arranges the page; read its cells in order."/>
       </w:tblPr>
       <w:tblGrid>
         <w:gridCol w:w="10368"/>
@@ -986,8 +987,6 @@
             <w:tblPr>
               <w:tblW w:type="dxa" w:w="10368"/>
               <w:jc w:val="center"/>
-              <w:tblLayout w:type="fixed"/>
-              <w:tblLook w:firstColumn="1" w:firstRow="1" w:lastColumn="0" w:lastRow="0" w:noHBand="0" w:noVBand="1" w:val="04A0"/>
               <w:tblInd w:type="dxa" w:w="0"/>
               <w:tblBorders>
                 <w:top w:val="single" w:color="B9C9CE" w:sz="4" w:space="0"/>
@@ -995,6 +994,10 @@
                 <w:bottom w:val="single" w:color="B9C9CE" w:sz="4" w:space="0"/>
                 <w:right w:val="single" w:color="B9C9CE" w:sz="4" w:space="0"/>
               </w:tblBorders>
+              <w:tblLayout w:type="fixed"/>
+              <w:tblLook w:firstColumn="1" w:firstRow="1" w:lastColumn="0" w:lastRow="0" w:noHBand="0" w:noVBand="1" w:val="04A0"/>
+              <w:tblCaption w:val="Workspace"/>
+              <w:tblDescription w:val="Layout table that frames the blank workspace for this exercise."/>
             </w:tblPr>
             <w:tblGrid>
               <w:gridCol w:w="10368"/>
@@ -1041,7 +1044,7 @@
                     <w:drawing>
                       <wp:inline xmlns:a="http://schemas.openxmlformats.org/drawingml/2006/main" xmlns:pic="http://schemas.openxmlformats.org/drawingml/2006/picture">
                         <wp:extent cx="6382512" cy="685800"/>
-                        <wp:docPr id="3" name="Picture 3" descr="PUBLISHER_WORKSPACE: Blank square grid for sketching a geometric figure or net. The grid has no assigned measurements or scale." title="SHOW YOUR THINKING"/>
+                        <wp:docPr id="3" name="Picture 3" descr="Blank square grid for sketching a geometric figure or net. The grid has no assigned measurements or scale." title="SHOW YOUR THINKING"/>
                         <wp:cNvGraphicFramePr>
                           <a:graphicFrameLocks noChangeAspect="1"/>
                         </wp:cNvGraphicFramePr>
@@ -1108,8 +1111,6 @@
       <w:tblPr>
         <w:tblW w:type="dxa" w:w="10368"/>
         <w:jc w:val="center"/>
-        <w:tblLayout w:type="fixed"/>
-        <w:tblLook w:firstColumn="1" w:firstRow="1" w:lastColumn="0" w:lastRow="0" w:noHBand="0" w:noVBand="1" w:val="04A0"/>
         <w:tblInd w:type="dxa" w:w="0"/>
         <w:tblBorders>
           <w:top w:val="nil"/>
@@ -1119,6 +1120,10 @@
           <w:insideH w:val="nil"/>
           <w:insideV w:val="nil"/>
         </w:tblBorders>
+        <w:tblLayout w:type="fixed"/>
+        <w:tblLook w:firstColumn="1" w:firstRow="1" w:lastColumn="0" w:lastRow="0" w:noHBand="0" w:noVBand="1" w:val="04A0"/>
+        <w:tblCaption w:val="Exercise 4"/>
+        <w:tblDescription w:val="Layout table. It only arranges the page; read its cells in order."/>
       </w:tblPr>
       <w:tblGrid>
         <w:gridCol w:w="10368"/>
@@ -1290,8 +1295,6 @@
             <w:tblPr>
               <w:tblW w:type="dxa" w:w="10368"/>
               <w:jc w:val="center"/>
-              <w:tblLayout w:type="fixed"/>
-              <w:tblLook w:firstColumn="1" w:firstRow="1" w:lastColumn="0" w:lastRow="0" w:noHBand="0" w:noVBand="1" w:val="04A0"/>
               <w:tblInd w:type="dxa" w:w="0"/>
               <w:tblBorders>
                 <w:top w:val="single" w:color="B9C9CE" w:sz="4" w:space="0"/>
@@ -1299,6 +1302,10 @@
                 <w:bottom w:val="single" w:color="B9C9CE" w:sz="4" w:space="0"/>
                 <w:right w:val="single" w:color="B9C9CE" w:sz="4" w:space="0"/>
               </w:tblBorders>
+              <w:tblLayout w:type="fixed"/>
+              <w:tblLook w:firstColumn="1" w:firstRow="1" w:lastColumn="0" w:lastRow="0" w:noHBand="0" w:noVBand="1" w:val="04A0"/>
+              <w:tblCaption w:val="Workspace"/>
+              <w:tblDescription w:val="Layout table that frames the blank workspace for this exercise."/>
             </w:tblPr>
             <w:tblGrid>
               <w:gridCol w:w="10368"/>
@@ -1345,7 +1352,7 @@
                     <w:drawing>
                       <wp:inline xmlns:a="http://schemas.openxmlformats.org/drawingml/2006/main" xmlns:pic="http://schemas.openxmlformats.org/drawingml/2006/picture">
                         <wp:extent cx="6382512" cy="1097280"/>
-                        <wp:docPr id="4" name="Picture 4" descr="PUBLISHER_WORKSPACE: Blank square grid for sketching a geometric figure or net. The grid has no assigned measurements or scale." title="SHOW YOUR THINKING"/>
+                        <wp:docPr id="4" name="Picture 4" descr="Blank square grid for sketching a geometric figure or net. The grid has no assigned measurements or scale." title="SHOW YOUR THINKING"/>
                         <wp:cNvGraphicFramePr>
                           <a:graphicFrameLocks noChangeAspect="1"/>
                         </wp:cNvGraphicFramePr>
@@ -1412,8 +1419,6 @@
       <w:tblPr>
         <w:tblW w:type="dxa" w:w="10368"/>
         <w:jc w:val="center"/>
-        <w:tblLayout w:type="fixed"/>
-        <w:tblLook w:firstColumn="1" w:firstRow="1" w:lastColumn="0" w:lastRow="0" w:noHBand="0" w:noVBand="1" w:val="04A0"/>
         <w:tblInd w:type="dxa" w:w="0"/>
         <w:tblBorders>
           <w:top w:val="nil"/>
@@ -1423,6 +1428,10 @@
           <w:insideH w:val="nil"/>
           <w:insideV w:val="nil"/>
         </w:tblBorders>
+        <w:tblLayout w:type="fixed"/>
+        <w:tblLook w:firstColumn="1" w:firstRow="1" w:lastColumn="0" w:lastRow="0" w:noHBand="0" w:noVBand="1" w:val="04A0"/>
+        <w:tblCaption w:val="Exercise 5"/>
+        <w:tblDescription w:val="Layout table. It only arranges the page; read its cells in order."/>
       </w:tblPr>
       <w:tblGrid>
         <w:gridCol w:w="10368"/>
@@ -1509,8 +1518,6 @@
             <w:tblPr>
               <w:tblW w:type="dxa" w:w="10368"/>
               <w:jc w:val="center"/>
-              <w:tblLayout w:type="fixed"/>
-              <w:tblLook w:firstColumn="1" w:firstRow="1" w:lastColumn="0" w:lastRow="0" w:noHBand="0" w:noVBand="1" w:val="04A0"/>
               <w:tblInd w:type="dxa" w:w="0"/>
               <w:tblBorders>
                 <w:top w:val="single" w:color="B9C9CE" w:sz="4" w:space="0"/>
@@ -1518,6 +1525,10 @@
                 <w:bottom w:val="single" w:color="B9C9CE" w:sz="4" w:space="0"/>
                 <w:right w:val="single" w:color="B9C9CE" w:sz="4" w:space="0"/>
               </w:tblBorders>
+              <w:tblLayout w:type="fixed"/>
+              <w:tblLook w:firstColumn="1" w:firstRow="1" w:lastColumn="0" w:lastRow="0" w:noHBand="0" w:noVBand="1" w:val="04A0"/>
+              <w:tblCaption w:val="Workspace"/>
+              <w:tblDescription w:val="Layout table that frames the blank workspace for this exercise."/>
             </w:tblPr>
             <w:tblGrid>
               <w:gridCol w:w="10368"/>
@@ -1564,7 +1575,7 @@
                     <w:drawing>
                       <wp:inline xmlns:a="http://schemas.openxmlformats.org/drawingml/2006/main" xmlns:pic="http://schemas.openxmlformats.org/drawingml/2006/picture">
                         <wp:extent cx="6382512" cy="685800"/>
-                        <wp:docPr id="5" name="Picture 5" descr="PUBLISHER_WORKSPACE: Blank square grid for sketching a geometric figure or net. The grid has no assigned measurements or scale." title="SHOW YOUR THINKING"/>
+                        <wp:docPr id="5" name="Picture 5" descr="Blank square grid for sketching a geometric figure or net. The grid has no assigned measurements or scale." title="SHOW YOUR THINKING"/>
                         <wp:cNvGraphicFramePr>
                           <a:graphicFrameLocks noChangeAspect="1"/>
                         </wp:cNvGraphicFramePr>
@@ -1631,8 +1642,6 @@
       <w:tblPr>
         <w:tblW w:type="dxa" w:w="10368"/>
         <w:jc w:val="center"/>
-        <w:tblLayout w:type="fixed"/>
-        <w:tblLook w:firstColumn="1" w:firstRow="1" w:lastColumn="0" w:lastRow="0" w:noHBand="0" w:noVBand="1" w:val="04A0"/>
         <w:tblInd w:type="dxa" w:w="0"/>
         <w:tblBorders>
           <w:top w:val="nil"/>
@@ -1642,6 +1651,10 @@
           <w:insideH w:val="nil"/>
           <w:insideV w:val="nil"/>
         </w:tblBorders>
+        <w:tblLayout w:type="fixed"/>
+        <w:tblLook w:firstColumn="1" w:firstRow="1" w:lastColumn="0" w:lastRow="0" w:noHBand="0" w:noVBand="1" w:val="04A0"/>
+        <w:tblCaption w:val="Exercise 6"/>
+        <w:tblDescription w:val="Layout table. It only arranges the page; read its cells in order."/>
       </w:tblPr>
       <w:tblGrid>
         <w:gridCol w:w="10368"/>
@@ -1728,8 +1741,6 @@
             <w:tblPr>
               <w:tblW w:type="dxa" w:w="10368"/>
               <w:jc w:val="center"/>
-              <w:tblLayout w:type="fixed"/>
-              <w:tblLook w:firstColumn="1" w:firstRow="1" w:lastColumn="0" w:lastRow="0" w:noHBand="0" w:noVBand="1" w:val="04A0"/>
               <w:tblInd w:type="dxa" w:w="0"/>
               <w:tblBorders>
                 <w:top w:val="single" w:color="B9C9CE" w:sz="4" w:space="0"/>
@@ -1737,6 +1748,10 @@
                 <w:bottom w:val="single" w:color="B9C9CE" w:sz="4" w:space="0"/>
                 <w:right w:val="single" w:color="B9C9CE" w:sz="4" w:space="0"/>
               </w:tblBorders>
+              <w:tblLayout w:type="fixed"/>
+              <w:tblLook w:firstColumn="1" w:firstRow="1" w:lastColumn="0" w:lastRow="0" w:noHBand="0" w:noVBand="1" w:val="04A0"/>
+              <w:tblCaption w:val="Workspace"/>
+              <w:tblDescription w:val="Layout table that frames the blank workspace for this exercise."/>
             </w:tblPr>
             <w:tblGrid>
               <w:gridCol w:w="10368"/>
@@ -1783,7 +1798,7 @@
                     <w:drawing>
                       <wp:inline xmlns:a="http://schemas.openxmlformats.org/drawingml/2006/main" xmlns:pic="http://schemas.openxmlformats.org/drawingml/2006/picture">
                         <wp:extent cx="6382512" cy="685800"/>
-                        <wp:docPr id="6" name="Picture 6" descr="PUBLISHER_WORKSPACE: Blank square grid for sketching a geometric figure or net. The grid has no assigned measurements or scale." title="SHOW YOUR THINKING"/>
+                        <wp:docPr id="6" name="Picture 6" descr="Blank square grid for sketching a geometric figure or net. The grid has no assigned measurements or scale." title="SHOW YOUR THINKING"/>
                         <wp:cNvGraphicFramePr>
                           <a:graphicFrameLocks noChangeAspect="1"/>
                         </wp:cNvGraphicFramePr>
@@ -1850,8 +1865,6 @@
       <w:tblPr>
         <w:tblW w:type="dxa" w:w="10368"/>
         <w:jc w:val="center"/>
-        <w:tblLayout w:type="fixed"/>
-        <w:tblLook w:firstColumn="1" w:firstRow="1" w:lastColumn="0" w:lastRow="0" w:noHBand="0" w:noVBand="1" w:val="04A0"/>
         <w:tblInd w:type="dxa" w:w="0"/>
         <w:tblBorders>
           <w:top w:val="nil"/>
@@ -1861,6 +1874,10 @@
           <w:insideH w:val="nil"/>
           <w:insideV w:val="nil"/>
         </w:tblBorders>
+        <w:tblLayout w:type="fixed"/>
+        <w:tblLook w:firstColumn="1" w:firstRow="1" w:lastColumn="0" w:lastRow="0" w:noHBand="0" w:noVBand="1" w:val="04A0"/>
+        <w:tblCaption w:val="Exercise 7"/>
+        <w:tblDescription w:val="Layout table. It only arranges the page; read its cells in order."/>
       </w:tblPr>
       <w:tblGrid>
         <w:gridCol w:w="10368"/>
@@ -1952,8 +1969,6 @@
             <w:tblPr>
               <w:tblW w:type="dxa" w:w="10368"/>
               <w:jc w:val="center"/>
-              <w:tblLayout w:type="fixed"/>
-              <w:tblLook w:firstColumn="1" w:firstRow="1" w:lastColumn="0" w:lastRow="0" w:noHBand="0" w:noVBand="1" w:val="04A0"/>
               <w:tblInd w:type="dxa" w:w="0"/>
               <w:tblBorders>
                 <w:top w:val="single" w:color="B9C9CE" w:sz="4" w:space="0"/>
@@ -1961,6 +1976,10 @@
                 <w:bottom w:val="single" w:color="B9C9CE" w:sz="4" w:space="0"/>
                 <w:right w:val="single" w:color="B9C9CE" w:sz="4" w:space="0"/>
               </w:tblBorders>
+              <w:tblLayout w:type="fixed"/>
+              <w:tblLook w:firstColumn="1" w:firstRow="1" w:lastColumn="0" w:lastRow="0" w:noHBand="0" w:noVBand="1" w:val="04A0"/>
+              <w:tblCaption w:val="Workspace"/>
+              <w:tblDescription w:val="Layout table that frames the blank workspace for this exercise."/>
             </w:tblPr>
             <w:tblGrid>
               <w:gridCol w:w="10368"/>
@@ -2007,7 +2026,7 @@
                     <w:drawing>
                       <wp:inline xmlns:a="http://schemas.openxmlformats.org/drawingml/2006/main" xmlns:pic="http://schemas.openxmlformats.org/drawingml/2006/picture">
                         <wp:extent cx="6382512" cy="822960"/>
-                        <wp:docPr id="7" name="Picture 7" descr="PUBLISHER_WORKSPACE: Blank ruled workspace for calculations, mathematical labels, and written reasoning." title="EXPLAIN WITH MATHEMATICAL EVIDENCE"/>
+                        <wp:docPr id="7" name="Picture 7" descr="Blank ruled workspace for calculations, mathematical labels, and written reasoning." title="EXPLAIN WITH MATHEMATICAL EVIDENCE"/>
                         <wp:cNvGraphicFramePr>
                           <a:graphicFrameLocks noChangeAspect="1"/>
                         </wp:cNvGraphicFramePr>
@@ -2074,8 +2093,6 @@
       <w:tblPr>
         <w:tblW w:type="dxa" w:w="10368"/>
         <w:jc w:val="center"/>
-        <w:tblLayout w:type="fixed"/>
-        <w:tblLook w:firstColumn="1" w:firstRow="1" w:lastColumn="0" w:lastRow="0" w:noHBand="0" w:noVBand="1" w:val="04A0"/>
         <w:tblInd w:type="dxa" w:w="0"/>
         <w:tblBorders>
           <w:top w:val="nil"/>
@@ -2085,6 +2102,10 @@
           <w:insideH w:val="nil"/>
           <w:insideV w:val="nil"/>
         </w:tblBorders>
+        <w:tblLayout w:type="fixed"/>
+        <w:tblLook w:firstColumn="1" w:firstRow="1" w:lastColumn="0" w:lastRow="0" w:noHBand="0" w:noVBand="1" w:val="04A0"/>
+        <w:tblCaption w:val="Exercise 8"/>
+        <w:tblDescription w:val="Layout table. It only arranges the page; read its cells in order."/>
       </w:tblPr>
       <w:tblGrid>
         <w:gridCol w:w="10368"/>
@@ -2171,8 +2192,6 @@
             <w:tblPr>
               <w:tblW w:type="dxa" w:w="10368"/>
               <w:jc w:val="center"/>
-              <w:tblLayout w:type="fixed"/>
-              <w:tblLook w:firstColumn="1" w:firstRow="1" w:lastColumn="0" w:lastRow="0" w:noHBand="0" w:noVBand="1" w:val="04A0"/>
               <w:tblInd w:type="dxa" w:w="0"/>
               <w:tblBorders>
                 <w:top w:val="single" w:color="B9C9CE" w:sz="4" w:space="0"/>
@@ -2180,6 +2199,10 @@
                 <w:bottom w:val="single" w:color="B9C9CE" w:sz="4" w:space="0"/>
                 <w:right w:val="single" w:color="B9C9CE" w:sz="4" w:space="0"/>
               </w:tblBorders>
+              <w:tblLayout w:type="fixed"/>
+              <w:tblLook w:firstColumn="1" w:firstRow="1" w:lastColumn="0" w:lastRow="0" w:noHBand="0" w:noVBand="1" w:val="04A0"/>
+              <w:tblCaption w:val="Workspace"/>
+              <w:tblDescription w:val="Layout table that frames the blank workspace for this exercise."/>
             </w:tblPr>
             <w:tblGrid>
               <w:gridCol w:w="10368"/>
@@ -2226,7 +2249,7 @@
                     <w:drawing>
                       <wp:inline xmlns:a="http://schemas.openxmlformats.org/drawingml/2006/main" xmlns:pic="http://schemas.openxmlformats.org/drawingml/2006/picture">
                         <wp:extent cx="6382512" cy="685800"/>
-                        <wp:docPr id="8" name="Picture 8" descr="PUBLISHER_WORKSPACE: Blank square grid for sketching a geometric figure or net. The grid has no assigned measurements or scale." title="SHOW YOUR THINKING"/>
+                        <wp:docPr id="8" name="Picture 8" descr="Blank square grid for sketching a geometric figure or net. The grid has no assigned measurements or scale." title="SHOW YOUR THINKING"/>
                         <wp:cNvGraphicFramePr>
                           <a:graphicFrameLocks noChangeAspect="1"/>
                         </wp:cNvGraphicFramePr>
@@ -2293,8 +2316,6 @@
       <w:tblPr>
         <w:tblW w:type="dxa" w:w="10368"/>
         <w:jc w:val="center"/>
-        <w:tblLayout w:type="fixed"/>
-        <w:tblLook w:firstColumn="1" w:firstRow="1" w:lastColumn="0" w:lastRow="0" w:noHBand="0" w:noVBand="1" w:val="04A0"/>
         <w:tblInd w:type="dxa" w:w="0"/>
         <w:tblBorders>
           <w:top w:val="nil"/>
@@ -2304,6 +2325,10 @@
           <w:insideH w:val="nil"/>
           <w:insideV w:val="nil"/>
         </w:tblBorders>
+        <w:tblLayout w:type="fixed"/>
+        <w:tblLook w:firstColumn="1" w:firstRow="1" w:lastColumn="0" w:lastRow="0" w:noHBand="0" w:noVBand="1" w:val="04A0"/>
+        <w:tblCaption w:val="Exercise 9"/>
+        <w:tblDescription w:val="Layout table. It only arranges the page; read its cells in order."/>
       </w:tblPr>
       <w:tblGrid>
         <w:gridCol w:w="10368"/>
@@ -2390,8 +2415,6 @@
             <w:tblPr>
               <w:tblW w:type="dxa" w:w="10368"/>
               <w:jc w:val="center"/>
-              <w:tblLayout w:type="fixed"/>
-              <w:tblLook w:firstColumn="1" w:firstRow="1" w:lastColumn="0" w:lastRow="0" w:noHBand="0" w:noVBand="1" w:val="04A0"/>
               <w:tblInd w:type="dxa" w:w="0"/>
               <w:tblBorders>
                 <w:top w:val="single" w:color="B9C9CE" w:sz="4" w:space="0"/>
@@ -2399,6 +2422,10 @@
                 <w:bottom w:val="single" w:color="B9C9CE" w:sz="4" w:space="0"/>
                 <w:right w:val="single" w:color="B9C9CE" w:sz="4" w:space="0"/>
               </w:tblBorders>
+              <w:tblLayout w:type="fixed"/>
+              <w:tblLook w:firstColumn="1" w:firstRow="1" w:lastColumn="0" w:lastRow="0" w:noHBand="0" w:noVBand="1" w:val="04A0"/>
+              <w:tblCaption w:val="Workspace"/>
+              <w:tblDescription w:val="Layout table that frames the blank workspace for this exercise."/>
             </w:tblPr>
             <w:tblGrid>
               <w:gridCol w:w="10368"/>
@@ -2445,7 +2472,7 @@
                     <w:drawing>
                       <wp:inline xmlns:a="http://schemas.openxmlformats.org/drawingml/2006/main" xmlns:pic="http://schemas.openxmlformats.org/drawingml/2006/picture">
                         <wp:extent cx="6382512" cy="685800"/>
-                        <wp:docPr id="9" name="Picture 9" descr="PUBLISHER_WORKSPACE: Blank square grid for sketching a geometric figure or net. The grid has no assigned measurements or scale." title="SHOW YOUR THINKING"/>
+                        <wp:docPr id="9" name="Picture 9" descr="Blank square grid for sketching a geometric figure or net. The grid has no assigned measurements or scale." title="SHOW YOUR THINKING"/>
                         <wp:cNvGraphicFramePr>
                           <a:graphicFrameLocks noChangeAspect="1"/>
                         </wp:cNvGraphicFramePr>
@@ -2512,8 +2539,6 @@
       <w:tblPr>
         <w:tblW w:type="dxa" w:w="10368"/>
         <w:jc w:val="center"/>
-        <w:tblLayout w:type="fixed"/>
-        <w:tblLook w:firstColumn="1" w:firstRow="1" w:lastColumn="0" w:lastRow="0" w:noHBand="0" w:noVBand="1" w:val="04A0"/>
         <w:tblInd w:type="dxa" w:w="0"/>
         <w:tblBorders>
           <w:top w:val="nil"/>
@@ -2523,6 +2548,10 @@
           <w:insideH w:val="nil"/>
           <w:insideV w:val="nil"/>
         </w:tblBorders>
+        <w:tblLayout w:type="fixed"/>
+        <w:tblLook w:firstColumn="1" w:firstRow="1" w:lastColumn="0" w:lastRow="0" w:noHBand="0" w:noVBand="1" w:val="04A0"/>
+        <w:tblCaption w:val="Exercise 10"/>
+        <w:tblDescription w:val="Layout table. It only arranges the page; read its cells in order."/>
       </w:tblPr>
       <w:tblGrid>
         <w:gridCol w:w="10368"/>
@@ -2609,8 +2638,6 @@
             <w:tblPr>
               <w:tblW w:type="dxa" w:w="10368"/>
               <w:jc w:val="center"/>
-              <w:tblLayout w:type="fixed"/>
-              <w:tblLook w:firstColumn="1" w:firstRow="1" w:lastColumn="0" w:lastRow="0" w:noHBand="0" w:noVBand="1" w:val="04A0"/>
               <w:tblInd w:type="dxa" w:w="0"/>
               <w:tblBorders>
                 <w:top w:val="single" w:color="B9C9CE" w:sz="4" w:space="0"/>
@@ -2618,6 +2645,10 @@
                 <w:bottom w:val="single" w:color="B9C9CE" w:sz="4" w:space="0"/>
                 <w:right w:val="single" w:color="B9C9CE" w:sz="4" w:space="0"/>
               </w:tblBorders>
+              <w:tblLayout w:type="fixed"/>
+              <w:tblLook w:firstColumn="1" w:firstRow="1" w:lastColumn="0" w:lastRow="0" w:noHBand="0" w:noVBand="1" w:val="04A0"/>
+              <w:tblCaption w:val="Workspace"/>
+              <w:tblDescription w:val="Layout table that frames the blank workspace for this exercise."/>
             </w:tblPr>
             <w:tblGrid>
               <w:gridCol w:w="10368"/>
@@ -2664,7 +2695,7 @@
                     <w:drawing>
                       <wp:inline xmlns:a="http://schemas.openxmlformats.org/drawingml/2006/main" xmlns:pic="http://schemas.openxmlformats.org/drawingml/2006/picture">
                         <wp:extent cx="6382512" cy="685800"/>
-                        <wp:docPr id="10" name="Picture 10" descr="PUBLISHER_WORKSPACE: Blank square grid for sketching a geometric figure or net. The grid has no assigned measurements or scale." title="SHOW YOUR THINKING"/>
+                        <wp:docPr id="10" name="Picture 10" descr="Blank square grid for sketching a geometric figure or net. The grid has no assigned measurements or scale." title="SHOW YOUR THINKING"/>
                         <wp:cNvGraphicFramePr>
                           <a:graphicFrameLocks noChangeAspect="1"/>
                         </wp:cNvGraphicFramePr>
@@ -2731,8 +2762,6 @@
       <w:tblPr>
         <w:tblW w:type="dxa" w:w="10368"/>
         <w:jc w:val="center"/>
-        <w:tblLayout w:type="fixed"/>
-        <w:tblLook w:firstColumn="1" w:firstRow="1" w:lastColumn="0" w:lastRow="0" w:noHBand="0" w:noVBand="1" w:val="04A0"/>
         <w:tblInd w:type="dxa" w:w="0"/>
         <w:tblBorders>
           <w:top w:val="nil"/>
@@ -2742,6 +2771,10 @@
           <w:insideH w:val="nil"/>
           <w:insideV w:val="nil"/>
         </w:tblBorders>
+        <w:tblLayout w:type="fixed"/>
+        <w:tblLook w:firstColumn="1" w:firstRow="1" w:lastColumn="0" w:lastRow="0" w:noHBand="0" w:noVBand="1" w:val="04A0"/>
+        <w:tblCaption w:val="Exercise 11"/>
+        <w:tblDescription w:val="Layout table. It only arranges the page; read its cells in order."/>
       </w:tblPr>
       <w:tblGrid>
         <w:gridCol w:w="10368"/>
@@ -2828,8 +2861,6 @@
             <w:tblPr>
               <w:tblW w:type="dxa" w:w="10368"/>
               <w:jc w:val="center"/>
-              <w:tblLayout w:type="fixed"/>
-              <w:tblLook w:firstColumn="1" w:firstRow="1" w:lastColumn="0" w:lastRow="0" w:noHBand="0" w:noVBand="1" w:val="04A0"/>
               <w:tblInd w:type="dxa" w:w="0"/>
               <w:tblBorders>
                 <w:top w:val="single" w:color="B9C9CE" w:sz="4" w:space="0"/>
@@ -2837,6 +2868,10 @@
                 <w:bottom w:val="single" w:color="B9C9CE" w:sz="4" w:space="0"/>
                 <w:right w:val="single" w:color="B9C9CE" w:sz="4" w:space="0"/>
               </w:tblBorders>
+              <w:tblLayout w:type="fixed"/>
+              <w:tblLook w:firstColumn="1" w:firstRow="1" w:lastColumn="0" w:lastRow="0" w:noHBand="0" w:noVBand="1" w:val="04A0"/>
+              <w:tblCaption w:val="Workspace"/>
+              <w:tblDescription w:val="Layout table that frames the blank workspace for this exercise."/>
             </w:tblPr>
             <w:tblGrid>
               <w:gridCol w:w="10368"/>
@@ -2883,7 +2918,7 @@
                     <w:drawing>
                       <wp:inline xmlns:a="http://schemas.openxmlformats.org/drawingml/2006/main" xmlns:pic="http://schemas.openxmlformats.org/drawingml/2006/picture">
                         <wp:extent cx="6382512" cy="685800"/>
-                        <wp:docPr id="11" name="Picture 11" descr="PUBLISHER_WORKSPACE: Blank square grid for sketching a geometric figure or net. The grid has no assigned measurements or scale." title="SHOW YOUR THINKING"/>
+                        <wp:docPr id="11" name="Picture 11" descr="Blank square grid for sketching a geometric figure or net. The grid has no assigned measurements or scale." title="SHOW YOUR THINKING"/>
                         <wp:cNvGraphicFramePr>
                           <a:graphicFrameLocks noChangeAspect="1"/>
                         </wp:cNvGraphicFramePr>
@@ -2950,8 +2985,6 @@
       <w:tblPr>
         <w:tblW w:type="dxa" w:w="10368"/>
         <w:jc w:val="center"/>
-        <w:tblLayout w:type="fixed"/>
-        <w:tblLook w:firstColumn="1" w:firstRow="1" w:lastColumn="0" w:lastRow="0" w:noHBand="0" w:noVBand="1" w:val="04A0"/>
         <w:tblInd w:type="dxa" w:w="0"/>
         <w:tblBorders>
           <w:top w:val="nil"/>
@@ -2961,6 +2994,10 @@
           <w:insideH w:val="nil"/>
           <w:insideV w:val="nil"/>
         </w:tblBorders>
+        <w:tblLayout w:type="fixed"/>
+        <w:tblLook w:firstColumn="1" w:firstRow="1" w:lastColumn="0" w:lastRow="0" w:noHBand="0" w:noVBand="1" w:val="04A0"/>
+        <w:tblCaption w:val="Exercise 12"/>
+        <w:tblDescription w:val="Layout table. It only arranges the page; read its cells in order."/>
       </w:tblPr>
       <w:tblGrid>
         <w:gridCol w:w="10368"/>
@@ -3047,8 +3084,6 @@
             <w:tblPr>
               <w:tblW w:type="dxa" w:w="10368"/>
               <w:jc w:val="center"/>
-              <w:tblLayout w:type="fixed"/>
-              <w:tblLook w:firstColumn="1" w:firstRow="1" w:lastColumn="0" w:lastRow="0" w:noHBand="0" w:noVBand="1" w:val="04A0"/>
               <w:tblInd w:type="dxa" w:w="0"/>
               <w:tblBorders>
                 <w:top w:val="single" w:color="B9C9CE" w:sz="4" w:space="0"/>
@@ -3056,6 +3091,10 @@
                 <w:bottom w:val="single" w:color="B9C9CE" w:sz="4" w:space="0"/>
                 <w:right w:val="single" w:color="B9C9CE" w:sz="4" w:space="0"/>
               </w:tblBorders>
+              <w:tblLayout w:type="fixed"/>
+              <w:tblLook w:firstColumn="1" w:firstRow="1" w:lastColumn="0" w:lastRow="0" w:noHBand="0" w:noVBand="1" w:val="04A0"/>
+              <w:tblCaption w:val="Workspace"/>
+              <w:tblDescription w:val="Layout table that frames the blank workspace for this exercise."/>
             </w:tblPr>
             <w:tblGrid>
               <w:gridCol w:w="10368"/>
@@ -3102,7 +3141,7 @@
                     <w:drawing>
                       <wp:inline xmlns:a="http://schemas.openxmlformats.org/drawingml/2006/main" xmlns:pic="http://schemas.openxmlformats.org/drawingml/2006/picture">
                         <wp:extent cx="6382512" cy="822960"/>
-                        <wp:docPr id="12" name="Picture 12" descr="PUBLISHER_WORKSPACE: Blank ruled workspace for calculations, mathematical labels, and written reasoning." title="EXPLAIN WITH MATHEMATICAL EVIDENCE"/>
+                        <wp:docPr id="12" name="Picture 12" descr="Blank ruled workspace for calculations, mathematical labels, and written reasoning." title="EXPLAIN WITH MATHEMATICAL EVIDENCE"/>
                         <wp:cNvGraphicFramePr>
                           <a:graphicFrameLocks noChangeAspect="1"/>
                         </wp:cNvGraphicFramePr>
@@ -3167,7 +3206,7 @@
     </w:p>
     <w:p>
       <w:pPr>
-        <w:pStyle w:val="PublisherSection"/>
+        <w:pStyle w:val="Heading2"/>
         <w:shd w:val="clear" w:color="auto" w:fill="EEF4F5"/>
         <w:pBdr>
           <w:left w:val="single" w:color="176B70" w:sz="20" w:space="7"/>
@@ -3189,8 +3228,6 @@
       <w:tblPr>
         <w:tblW w:type="dxa" w:w="10368"/>
         <w:jc w:val="center"/>
-        <w:tblLayout w:type="fixed"/>
-        <w:tblLook w:firstColumn="1" w:firstRow="1" w:lastColumn="0" w:lastRow="0" w:noHBand="0" w:noVBand="1" w:val="04A0"/>
         <w:tblInd w:type="dxa" w:w="0"/>
         <w:tblBorders>
           <w:top w:val="nil"/>
@@ -3200,6 +3237,10 @@
           <w:insideH w:val="nil"/>
           <w:insideV w:val="nil"/>
         </w:tblBorders>
+        <w:tblLayout w:type="fixed"/>
+        <w:tblLook w:firstColumn="1" w:firstRow="1" w:lastColumn="0" w:lastRow="0" w:noHBand="0" w:noVBand="1" w:val="04A0"/>
+        <w:tblCaption w:val="Exercise 13"/>
+        <w:tblDescription w:val="Layout table. It only arranges the page; read its cells in order."/>
       </w:tblPr>
       <w:tblGrid>
         <w:gridCol w:w="10368"/>
@@ -3286,8 +3327,6 @@
             <w:tblPr>
               <w:tblW w:type="dxa" w:w="10368"/>
               <w:jc w:val="center"/>
-              <w:tblLayout w:type="fixed"/>
-              <w:tblLook w:firstColumn="1" w:firstRow="1" w:lastColumn="0" w:lastRow="0" w:noHBand="0" w:noVBand="1" w:val="04A0"/>
               <w:tblInd w:type="dxa" w:w="0"/>
               <w:tblBorders>
                 <w:top w:val="single" w:color="B9C9CE" w:sz="4" w:space="0"/>
@@ -3295,6 +3334,10 @@
                 <w:bottom w:val="single" w:color="B9C9CE" w:sz="4" w:space="0"/>
                 <w:right w:val="single" w:color="B9C9CE" w:sz="4" w:space="0"/>
               </w:tblBorders>
+              <w:tblLayout w:type="fixed"/>
+              <w:tblLook w:firstColumn="1" w:firstRow="1" w:lastColumn="0" w:lastRow="0" w:noHBand="0" w:noVBand="1" w:val="04A0"/>
+              <w:tblCaption w:val="Workspace"/>
+              <w:tblDescription w:val="Layout table that frames the blank workspace for this exercise."/>
             </w:tblPr>
             <w:tblGrid>
               <w:gridCol w:w="10368"/>
@@ -3341,7 +3384,7 @@
                     <w:drawing>
                       <wp:inline xmlns:a="http://schemas.openxmlformats.org/drawingml/2006/main" xmlns:pic="http://schemas.openxmlformats.org/drawingml/2006/picture">
                         <wp:extent cx="6382512" cy="548640"/>
-                        <wp:docPr id="13" name="Picture 13" descr="PUBLISHER_WORKSPACE: Blank square grid for sketching a geometric figure or net. The grid has no assigned measurements or scale." title="SHOW YOUR THINKING"/>
+                        <wp:docPr id="13" name="Picture 13" descr="Blank square grid for sketching a geometric figure or net. The grid has no assigned measurements or scale." title="SHOW YOUR THINKING"/>
                         <wp:cNvGraphicFramePr>
                           <a:graphicFrameLocks noChangeAspect="1"/>
                         </wp:cNvGraphicFramePr>
@@ -3408,8 +3451,6 @@
       <w:tblPr>
         <w:tblW w:type="dxa" w:w="10368"/>
         <w:jc w:val="center"/>
-        <w:tblLayout w:type="fixed"/>
-        <w:tblLook w:firstColumn="1" w:firstRow="1" w:lastColumn="0" w:lastRow="0" w:noHBand="0" w:noVBand="1" w:val="04A0"/>
         <w:tblInd w:type="dxa" w:w="0"/>
         <w:tblBorders>
           <w:top w:val="nil"/>
@@ -3419,6 +3460,10 @@
           <w:insideH w:val="nil"/>
           <w:insideV w:val="nil"/>
         </w:tblBorders>
+        <w:tblLayout w:type="fixed"/>
+        <w:tblLook w:firstColumn="1" w:firstRow="1" w:lastColumn="0" w:lastRow="0" w:noHBand="0" w:noVBand="1" w:val="04A0"/>
+        <w:tblCaption w:val="Exercise 14"/>
+        <w:tblDescription w:val="Layout table. It only arranges the page; read its cells in order."/>
       </w:tblPr>
       <w:tblGrid>
         <w:gridCol w:w="10368"/>
@@ -3505,8 +3550,6 @@
             <w:tblPr>
               <w:tblW w:type="dxa" w:w="10368"/>
               <w:jc w:val="center"/>
-              <w:tblLayout w:type="fixed"/>
-              <w:tblLook w:firstColumn="1" w:firstRow="1" w:lastColumn="0" w:lastRow="0" w:noHBand="0" w:noVBand="1" w:val="04A0"/>
               <w:tblInd w:type="dxa" w:w="0"/>
               <w:tblBorders>
                 <w:top w:val="single" w:color="B9C9CE" w:sz="4" w:space="0"/>
@@ -3514,6 +3557,10 @@
                 <w:bottom w:val="single" w:color="B9C9CE" w:sz="4" w:space="0"/>
                 <w:right w:val="single" w:color="B9C9CE" w:sz="4" w:space="0"/>
               </w:tblBorders>
+              <w:tblLayout w:type="fixed"/>
+              <w:tblLook w:firstColumn="1" w:firstRow="1" w:lastColumn="0" w:lastRow="0" w:noHBand="0" w:noVBand="1" w:val="04A0"/>
+              <w:tblCaption w:val="Workspace"/>
+              <w:tblDescription w:val="Layout table that frames the blank workspace for this exercise."/>
             </w:tblPr>
             <w:tblGrid>
               <w:gridCol w:w="10368"/>
@@ -3560,7 +3607,7 @@
                     <w:drawing>
                       <wp:inline xmlns:a="http://schemas.openxmlformats.org/drawingml/2006/main" xmlns:pic="http://schemas.openxmlformats.org/drawingml/2006/picture">
                         <wp:extent cx="6382512" cy="548640"/>
-                        <wp:docPr id="14" name="Picture 14" descr="PUBLISHER_WORKSPACE: Blank square grid for sketching a geometric figure or net. The grid has no assigned measurements or scale." title="SHOW YOUR THINKING"/>
+                        <wp:docPr id="14" name="Picture 14" descr="Blank square grid for sketching a geometric figure or net. The grid has no assigned measurements or scale." title="SHOW YOUR THINKING"/>
                         <wp:cNvGraphicFramePr>
                           <a:graphicFrameLocks noChangeAspect="1"/>
                         </wp:cNvGraphicFramePr>
@@ -3627,8 +3674,6 @@
       <w:tblPr>
         <w:tblW w:type="dxa" w:w="10368"/>
         <w:jc w:val="center"/>
-        <w:tblLayout w:type="fixed"/>
-        <w:tblLook w:firstColumn="1" w:firstRow="1" w:lastColumn="0" w:lastRow="0" w:noHBand="0" w:noVBand="1" w:val="04A0"/>
         <w:tblInd w:type="dxa" w:w="0"/>
         <w:tblBorders>
           <w:top w:val="nil"/>
@@ -3638,6 +3683,10 @@
           <w:insideH w:val="nil"/>
           <w:insideV w:val="nil"/>
         </w:tblBorders>
+        <w:tblLayout w:type="fixed"/>
+        <w:tblLook w:firstColumn="1" w:firstRow="1" w:lastColumn="0" w:lastRow="0" w:noHBand="0" w:noVBand="1" w:val="04A0"/>
+        <w:tblCaption w:val="Exercise 15"/>
+        <w:tblDescription w:val="Layout table. It only arranges the page; read its cells in order."/>
       </w:tblPr>
       <w:tblGrid>
         <w:gridCol w:w="10368"/>
@@ -3724,8 +3773,6 @@
             <w:tblPr>
               <w:tblW w:type="dxa" w:w="10368"/>
               <w:jc w:val="center"/>
-              <w:tblLayout w:type="fixed"/>
-              <w:tblLook w:firstColumn="1" w:firstRow="1" w:lastColumn="0" w:lastRow="0" w:noHBand="0" w:noVBand="1" w:val="04A0"/>
               <w:tblInd w:type="dxa" w:w="0"/>
               <w:tblBorders>
                 <w:top w:val="single" w:color="B9C9CE" w:sz="4" w:space="0"/>
@@ -3733,6 +3780,10 @@
                 <w:bottom w:val="single" w:color="B9C9CE" w:sz="4" w:space="0"/>
                 <w:right w:val="single" w:color="B9C9CE" w:sz="4" w:space="0"/>
               </w:tblBorders>
+              <w:tblLayout w:type="fixed"/>
+              <w:tblLook w:firstColumn="1" w:firstRow="1" w:lastColumn="0" w:lastRow="0" w:noHBand="0" w:noVBand="1" w:val="04A0"/>
+              <w:tblCaption w:val="Workspace"/>
+              <w:tblDescription w:val="Layout table that frames the blank workspace for this exercise."/>
             </w:tblPr>
             <w:tblGrid>
               <w:gridCol w:w="10368"/>
@@ -3779,7 +3830,7 @@
                     <w:drawing>
                       <wp:inline xmlns:a="http://schemas.openxmlformats.org/drawingml/2006/main" xmlns:pic="http://schemas.openxmlformats.org/drawingml/2006/picture">
                         <wp:extent cx="6382512" cy="548640"/>
-                        <wp:docPr id="15" name="Picture 15" descr="PUBLISHER_WORKSPACE: Blank square grid for sketching a geometric figure or net. The grid has no assigned measurements or scale." title="SHOW YOUR THINKING"/>
+                        <wp:docPr id="15" name="Picture 15" descr="Blank square grid for sketching a geometric figure or net. The grid has no assigned measurements or scale." title="SHOW YOUR THINKING"/>
                         <wp:cNvGraphicFramePr>
                           <a:graphicFrameLocks noChangeAspect="1"/>
                         </wp:cNvGraphicFramePr>
@@ -3844,7 +3895,7 @@
     </w:p>
     <w:p>
       <w:pPr>
-        <w:pStyle w:val="PublisherSection"/>
+        <w:pStyle w:val="Heading2"/>
         <w:shd w:val="clear" w:color="auto" w:fill="EEF4F5"/>
         <w:pBdr>
           <w:left w:val="single" w:color="176B70" w:sz="20" w:space="7"/>
@@ -3866,8 +3917,6 @@
       <w:tblPr>
         <w:tblW w:type="dxa" w:w="10368"/>
         <w:jc w:val="center"/>
-        <w:tblLayout w:type="fixed"/>
-        <w:tblLook w:firstColumn="1" w:firstRow="1" w:lastColumn="0" w:lastRow="0" w:noHBand="0" w:noVBand="1" w:val="04A0"/>
         <w:tblInd w:type="dxa" w:w="0"/>
         <w:tblBorders>
           <w:top w:val="nil"/>
@@ -3877,6 +3926,10 @@
           <w:insideH w:val="nil"/>
           <w:insideV w:val="nil"/>
         </w:tblBorders>
+        <w:tblLayout w:type="fixed"/>
+        <w:tblLook w:firstColumn="1" w:firstRow="1" w:lastColumn="0" w:lastRow="0" w:noHBand="0" w:noVBand="1" w:val="04A0"/>
+        <w:tblCaption w:val="Exercise 16"/>
+        <w:tblDescription w:val="Layout table. It only arranges the page; read its cells in order."/>
       </w:tblPr>
       <w:tblGrid>
         <w:gridCol w:w="10368"/>
@@ -3945,8 +3998,6 @@
           <w:tbl>
             <w:tblPr>
               <w:tblW w:type="dxa" w:w="10368"/>
-              <w:tblLayout w:type="fixed"/>
-              <w:tblLook w:firstColumn="1" w:firstRow="1" w:lastColumn="0" w:lastRow="0" w:noHBand="0" w:noVBand="1" w:val="04A0"/>
               <w:jc w:val="center"/>
               <w:tblInd w:type="dxa" w:w="0"/>
               <w:tblBorders>
@@ -3957,6 +4008,10 @@
                 <w:insideH w:val="single" w:color="B9C9CE" w:sz="4" w:space="0"/>
                 <w:insideV w:val="single" w:color="B9C9CE" w:sz="4" w:space="0"/>
               </w:tblBorders>
+              <w:tblLayout w:type="fixed"/>
+              <w:tblLook w:firstColumn="1" w:firstRow="1" w:lastColumn="0" w:lastRow="0" w:noHBand="0" w:noVBand="1" w:val="04A0"/>
+              <w:tblCaption w:val="Layout"/>
+              <w:tblDescription w:val="Layout table. It only arranges the page; read its cells in order."/>
             </w:tblPr>
             <w:tblGrid>
               <w:gridCol w:w="5184"/>
@@ -4125,8 +4180,6 @@
       <w:tblPr>
         <w:tblW w:type="dxa" w:w="10368"/>
         <w:jc w:val="center"/>
-        <w:tblLayout w:type="fixed"/>
-        <w:tblLook w:firstColumn="1" w:firstRow="1" w:lastColumn="0" w:lastRow="0" w:noHBand="0" w:noVBand="1" w:val="04A0"/>
         <w:tblInd w:type="dxa" w:w="0"/>
         <w:tblBorders>
           <w:top w:val="nil"/>
@@ -4136,6 +4189,10 @@
           <w:insideH w:val="nil"/>
           <w:insideV w:val="nil"/>
         </w:tblBorders>
+        <w:tblLayout w:type="fixed"/>
+        <w:tblLook w:firstColumn="1" w:firstRow="1" w:lastColumn="0" w:lastRow="0" w:noHBand="0" w:noVBand="1" w:val="04A0"/>
+        <w:tblCaption w:val="Exercise 17"/>
+        <w:tblDescription w:val="Layout table. It only arranges the page; read its cells in order."/>
       </w:tblPr>
       <w:tblGrid>
         <w:gridCol w:w="10368"/>
@@ -4204,8 +4261,6 @@
           <w:tbl>
             <w:tblPr>
               <w:tblW w:type="dxa" w:w="10368"/>
-              <w:tblLayout w:type="fixed"/>
-              <w:tblLook w:firstColumn="1" w:firstRow="1" w:lastColumn="0" w:lastRow="0" w:noHBand="0" w:noVBand="1" w:val="04A0"/>
               <w:jc w:val="center"/>
               <w:tblInd w:type="dxa" w:w="0"/>
               <w:tblBorders>
@@ -4216,6 +4271,10 @@
                 <w:insideH w:val="single" w:color="B9C9CE" w:sz="4" w:space="0"/>
                 <w:insideV w:val="single" w:color="B9C9CE" w:sz="4" w:space="0"/>
               </w:tblBorders>
+              <w:tblLayout w:type="fixed"/>
+              <w:tblLook w:firstColumn="1" w:firstRow="1" w:lastColumn="0" w:lastRow="0" w:noHBand="0" w:noVBand="1" w:val="04A0"/>
+              <w:tblCaption w:val="Layout"/>
+              <w:tblDescription w:val="Layout table. It only arranges the page; read its cells in order."/>
             </w:tblPr>
             <w:tblGrid>
               <w:gridCol w:w="5184"/>
@@ -4384,8 +4443,6 @@
       <w:tblPr>
         <w:tblW w:type="dxa" w:w="10368"/>
         <w:jc w:val="center"/>
-        <w:tblLayout w:type="fixed"/>
-        <w:tblLook w:firstColumn="1" w:firstRow="1" w:lastColumn="0" w:lastRow="0" w:noHBand="0" w:noVBand="1" w:val="04A0"/>
         <w:tblInd w:type="dxa" w:w="0"/>
         <w:tblBorders>
           <w:top w:val="nil"/>
@@ -4395,6 +4452,10 @@
           <w:insideH w:val="nil"/>
           <w:insideV w:val="nil"/>
         </w:tblBorders>
+        <w:tblLayout w:type="fixed"/>
+        <w:tblLook w:firstColumn="1" w:firstRow="1" w:lastColumn="0" w:lastRow="0" w:noHBand="0" w:noVBand="1" w:val="04A0"/>
+        <w:tblCaption w:val="Exercise 18"/>
+        <w:tblDescription w:val="Layout table. It only arranges the page; read its cells in order."/>
       </w:tblPr>
       <w:tblGrid>
         <w:gridCol w:w="10368"/>
@@ -4463,8 +4524,6 @@
           <w:tbl>
             <w:tblPr>
               <w:tblW w:type="dxa" w:w="10368"/>
-              <w:tblLayout w:type="fixed"/>
-              <w:tblLook w:firstColumn="1" w:firstRow="1" w:lastColumn="0" w:lastRow="0" w:noHBand="0" w:noVBand="1" w:val="04A0"/>
               <w:jc w:val="center"/>
               <w:tblInd w:type="dxa" w:w="0"/>
               <w:tblBorders>
@@ -4475,6 +4534,10 @@
                 <w:insideH w:val="single" w:color="B9C9CE" w:sz="4" w:space="0"/>
                 <w:insideV w:val="single" w:color="B9C9CE" w:sz="4" w:space="0"/>
               </w:tblBorders>
+              <w:tblLayout w:type="fixed"/>
+              <w:tblLook w:firstColumn="1" w:firstRow="1" w:lastColumn="0" w:lastRow="0" w:noHBand="0" w:noVBand="1" w:val="04A0"/>
+              <w:tblCaption w:val="Layout"/>
+              <w:tblDescription w:val="Layout table. It only arranges the page; read its cells in order."/>
             </w:tblPr>
             <w:tblGrid>
               <w:gridCol w:w="5184"/>
@@ -4625,7 +4688,7 @@
           </w:p>
           <w:p>
             <w:pPr>
-              <w:pStyle w:val="PublisherSection"/>
+              <w:pStyle w:val="Heading2"/>
               <w:shd w:val="clear" w:color="auto" w:fill="FAF5E9"/>
               <w:pBdr>
                 <w:left w:val="single" w:color="B57720" w:sz="20" w:space="7"/>
@@ -4647,8 +4710,6 @@
             <w:tblPr>
               <w:tblW w:type="dxa" w:w="10368"/>
               <w:jc w:val="center"/>
-              <w:tblLayout w:type="fixed"/>
-              <w:tblLook w:firstColumn="1" w:firstRow="1" w:lastColumn="0" w:lastRow="0" w:noHBand="0" w:noVBand="1" w:val="04A0"/>
               <w:tblInd w:type="dxa" w:w="0"/>
               <w:tblBorders>
                 <w:top w:val="single" w:color="B9C9CE" w:sz="4" w:space="0"/>
@@ -4658,6 +4719,10 @@
                 <w:insideH w:val="single" w:color="FFFFFF" w:sz="8" w:space="0"/>
                 <w:insideV w:val="single" w:color="FFFFFF" w:sz="12" w:space="0"/>
               </w:tblBorders>
+              <w:tblLayout w:type="fixed"/>
+              <w:tblLook w:firstColumn="1" w:firstRow="1" w:lastColumn="0" w:lastRow="0" w:noHBand="0" w:noVBand="1" w:val="04A0"/>
+              <w:tblCaption w:val="Layout"/>
+              <w:tblDescription w:val="Layout table. It only arranges the page; read its cells in order."/>
             </w:tblPr>
             <w:tblGrid>
               <w:gridCol w:w="6768"/>
@@ -4890,7 +4955,7 @@
         <w:sz w:val="16"/>
         <w:szCs w:val="16"/>
       </w:rPr>
-      <w:t>Lesson 9.3 / Session 1  /  Regular  /  V2</w:t>
+      <w:t>Lesson 9.3 / Session 1</w:t>
     </w:r>
     <w:r>
       <w:rPr>
@@ -4956,7 +5021,7 @@
         <w:szCs w:val="16"/>
       </w:rPr>
       <w:tab/>
-      <w:t>HOMEWORK  /  V2</w:t>
+      <w:t>HOMEWORK</w:t>
     </w:r>
   </w:p>
 </w:hdr>
@@ -5394,19 +5459,20 @@
     <w:rsid w:val="00FC693F"/>
     <w:pPr>
       <w:keepNext/>
-      <w:keepLines/>
       <w:widowControl/>
-      <w:spacing w:before="200" w:after="120" w:line="269" w:lineRule="auto"/>
+      <w:spacing w:after="100" w:line="245" w:lineRule="auto" w:before="0"/>
       <w:ind w:left="0" w:right="0" w:firstLine="0"/>
+      <w:contextualSpacing/>
       <w:outlineLvl w:val="0"/>
     </w:pPr>
     <w:rPr>
       <w:rFonts w:ascii="Arial" w:hAnsi="Arial" w:eastAsia="Arial" w:cs="Arial"/>
       <w:b/>
-      <w:bCs/>
       <w:color w:val="183E56"/>
-      <w:sz w:val="34"/>
-      <w:szCs w:val="34"/>
+      <w:spacing w:val="5"/>
+      <w:kern w:val="28"/>
+      <w:sz w:val="46"/>
+      <w:szCs w:val="46"/>
     </w:rPr>
   </w:style>
   <w:style w:type="paragraph" w:styleId="Heading2">
@@ -5420,19 +5486,17 @@
     <w:rsid w:val="00FC693F"/>
     <w:pPr>
       <w:keepNext/>
-      <w:keepLines/>
       <w:widowControl/>
-      <w:spacing w:before="180" w:after="100" w:line="269" w:lineRule="auto"/>
+      <w:spacing w:before="200" w:after="120" w:line="269" w:lineRule="auto"/>
       <w:ind w:left="0" w:right="0" w:firstLine="0"/>
       <w:outlineLvl w:val="1"/>
     </w:pPr>
     <w:rPr>
       <w:rFonts w:ascii="Arial" w:hAnsi="Arial" w:eastAsia="Arial" w:cs="Arial"/>
       <w:b/>
-      <w:bCs/>
-      <w:color w:val="176B70"/>
-      <w:sz w:val="22"/>
-      <w:szCs w:val="22"/>
+      <w:color w:val="183E56"/>
+      <w:sz w:val="21"/>
+      <w:szCs w:val="21"/>
     </w:rPr>
   </w:style>
   <w:style w:type="paragraph" w:styleId="Heading3">

--- a/lessons/9-3-catchup/homework.docx
+++ b/lessons/9-3-catchup/homework.docx
@@ -55,7 +55,7 @@
         <w:rPr>
           <w:rFonts w:ascii="Arial" w:hAnsi="Arial" w:eastAsia="Arial" w:cs="Arial"/>
         </w:rPr>
-        <w:t>Maryland Standard 6.EE.C.9   ·   Learning target — I can write an equation that matches a table of values.</w:t>
+        <w:t>Maryland Standard 6.AT.11   ·   Learning target — I can write an equation that matches a table of values.</w:t>
       </w:r>
     </w:p>
     <w:p>
